--- a/MAU BB TO TUNG/KHAM XET/1. KX.docx
+++ b/MAU BB TO TUNG/KHAM XET/1. KX.docx
@@ -571,6 +571,14 @@
           <w:color w:val="EE0000"/>
           <w:spacing w:val="-2"/>
         </w:rPr>
+        <w:t xml:space="preserve">  </w:t>
+      </w:r>
+      <w:r>
+        <w:rPr>
+          <w:rFonts w:eastAsia="Times New Roman"/>
+          <w:color w:val="EE0000"/>
+          <w:spacing w:val="-2"/>
+        </w:rPr>
         <w:t>giờ</w:t>
       </w:r>
       <w:r>
@@ -580,6 +588,14 @@
           <w:spacing w:val="-2"/>
           <w:lang w:val="vi-VN"/>
         </w:rPr>
+        <w:t xml:space="preserve"> </w:t>
+      </w:r>
+      <w:r>
+        <w:rPr>
+          <w:rFonts w:eastAsia="Times New Roman"/>
+          <w:color w:val="EE0000"/>
+          <w:spacing w:val="-2"/>
+        </w:rPr>
         <w:t xml:space="preserve">  </w:t>
       </w:r>
       <w:r>
@@ -589,6 +605,15 @@
           <w:spacing w:val="-2"/>
           <w:lang w:val="vi-VN"/>
         </w:rPr>
+        <w:t xml:space="preserve"> </w:t>
+      </w:r>
+      <w:r>
+        <w:rPr>
+          <w:rFonts w:eastAsia="Times New Roman"/>
+          <w:color w:val="EE0000"/>
+          <w:spacing w:val="-2"/>
+          <w:lang w:val="vi-VN"/>
+        </w:rPr>
         <w:t>ngày</w:t>
       </w:r>
       <w:r>
@@ -596,7 +621,6 @@
           <w:rFonts w:eastAsia="Times New Roman"/>
           <w:color w:val="EE0000"/>
           <w:spacing w:val="-2"/>
-          <w:lang w:val="vi-VN"/>
         </w:rPr>
         <w:t xml:space="preserve">  </w:t>
       </w:r>
@@ -607,6 +631,15 @@
           <w:spacing w:val="-2"/>
           <w:lang w:val="vi-VN"/>
         </w:rPr>
+        <w:t xml:space="preserve">  </w:t>
+      </w:r>
+      <w:r>
+        <w:rPr>
+          <w:rFonts w:eastAsia="Times New Roman"/>
+          <w:color w:val="EE0000"/>
+          <w:spacing w:val="-2"/>
+          <w:lang w:val="vi-VN"/>
+        </w:rPr>
         <w:t>tháng</w:t>
       </w:r>
       <w:r>
@@ -623,6 +656,14 @@
           <w:rFonts w:eastAsia="Times New Roman"/>
           <w:color w:val="EE0000"/>
           <w:spacing w:val="-2"/>
+        </w:rPr>
+        <w:t xml:space="preserve">  </w:t>
+      </w:r>
+      <w:r>
+        <w:rPr>
+          <w:rFonts w:eastAsia="Times New Roman"/>
+          <w:color w:val="EE0000"/>
+          <w:spacing w:val="-2"/>
           <w:lang w:val="vi-VN"/>
         </w:rPr>
         <w:t>năm</w:t>
@@ -680,6 +721,14 @@
           <w:spacing w:val="-2"/>
         </w:rPr>
         <w:t>địa chỉ số</w:t>
+      </w:r>
+      <w:r>
+        <w:rPr>
+          <w:rFonts w:eastAsia="Times New Roman"/>
+          <w:color w:val="EE0000"/>
+          <w:spacing w:val="-2"/>
+        </w:rPr>
+        <w:t xml:space="preserve"> </w:t>
       </w:r>
       <w:r>
         <w:t>{doituong1_noi_o_hien_tai}</w:t>
@@ -1548,6 +1597,14 @@
         <w:t>{doituong1_lenh_kham_xet_ngay}</w:t>
       </w:r>
       <w:bookmarkEnd w:id="2"/>
+      <w:r>
+        <w:rPr>
+          <w:rFonts w:eastAsia="Times New Roman"/>
+          <w:color w:val="EE0000"/>
+          <w:spacing w:val="-2"/>
+        </w:rPr>
+        <w:t xml:space="preserve"> </w:t>
+      </w:r>
       <w:r>
         <w:rPr>
           <w:rFonts w:eastAsia="Times New Roman"/>
